--- a/ML_System_Design/ML_SD_M18_Responsible_AI.docx
+++ b/ML_System_Design/ML_SD_M18_Responsible_AI.docx
@@ -813,7 +813,7 @@
       <w:r>
         <w:drawing>
           <wp:inline>
-            <wp:extent cx="5334000" cy="2750170"/>
+            <wp:extent cx="5727700" cy="2953159"/>
             <wp:effectExtent b="0" l="0" r="0" t="0"/>
             <wp:docPr descr="Three sources of bias — data bias, label bias, and feedback loops — all flow into a biased model, and the feedback loop re-injects the bias over time." title="" id="11" name="Picture"/>
             <a:graphic>
@@ -834,7 +834,7 @@
                   <pic:spPr bwMode="auto">
                     <a:xfrm>
                       <a:off x="0" y="0"/>
-                      <a:ext cx="5334000" cy="2750170"/>
+                      <a:ext cx="5727700" cy="2953159"/>
                     </a:xfrm>
                     <a:prstGeom prst="rect">
                       <a:avLst/>
@@ -1394,7 +1394,7 @@
       <w:r>
         <w:drawing>
           <wp:inline>
-            <wp:extent cx="5334000" cy="2750170"/>
+            <wp:extent cx="5727700" cy="2953159"/>
             <wp:effectExtent b="0" l="0" r="0" t="0"/>
             <wp:docPr descr="Three fairness metrics: demographic parity (equal positive rate), equal opportunity (equal true-positive rate), and equalized odds (equal TPR and FPR). You usually cannot satisfy all at once." title="" id="17" name="Picture"/>
             <a:graphic>
@@ -1415,7 +1415,7 @@
                   <pic:spPr bwMode="auto">
                     <a:xfrm>
                       <a:off x="0" y="0"/>
-                      <a:ext cx="5334000" cy="2750170"/>
+                      <a:ext cx="5727700" cy="2953159"/>
                     </a:xfrm>
                     <a:prstGeom prst="rect">
                       <a:avLst/>
@@ -2336,7 +2336,7 @@
       <w:r>
         <w:drawing>
           <wp:inline>
-            <wp:extent cx="5334000" cy="2750170"/>
+            <wp:extent cx="5727700" cy="2953159"/>
             <wp:effectExtent b="0" l="0" r="0" t="0"/>
             <wp:docPr descr="Bias mitigation at three points: pre-processing (re-sample or re-weight the data), in-processing (add a fairness term to the loss), and post-processing (adjust thresholds per group)." title="" id="24" name="Picture"/>
             <a:graphic>
@@ -2357,7 +2357,7 @@
                   <pic:spPr bwMode="auto">
                     <a:xfrm>
                       <a:off x="0" y="0"/>
-                      <a:ext cx="5334000" cy="2750170"/>
+                      <a:ext cx="5727700" cy="2953159"/>
                     </a:xfrm>
                     <a:prstGeom prst="rect">
                       <a:avLst/>
@@ -2903,7 +2903,7 @@
       <w:r>
         <w:drawing>
           <wp:inline>
-            <wp:extent cx="5334000" cy="2750170"/>
+            <wp:extent cx="5727700" cy="2953159"/>
             <wp:effectExtent b="0" l="0" r="0" t="0"/>
             <wp:docPr descr="Differential privacy: take the real answer to a query, add calibrated random noise, and release the noisy answer. A smaller epsilon means more noise, more privacy, and less accuracy." title="" id="31" name="Picture"/>
             <a:graphic>
@@ -2924,7 +2924,7 @@
                   <pic:spPr bwMode="auto">
                     <a:xfrm>
                       <a:off x="0" y="0"/>
-                      <a:ext cx="5334000" cy="2750170"/>
+                      <a:ext cx="5727700" cy="2953159"/>
                     </a:xfrm>
                     <a:prstGeom prst="rect">
                       <a:avLst/>
@@ -3473,7 +3473,7 @@
       <w:r>
         <w:drawing>
           <wp:inline>
-            <wp:extent cx="5334000" cy="2750170"/>
+            <wp:extent cx="5727700" cy="2953159"/>
             <wp:effectExtent b="0" l="0" r="0" t="0"/>
             <wp:docPr descr="Federated learning: the central server sends the global model to each phone; each phone trains locally and sends back only model updates (never raw data); secure aggregation lets the server see only the summed update." title="" id="35" name="Picture"/>
             <a:graphic>
@@ -3494,7 +3494,7 @@
                   <pic:spPr bwMode="auto">
                     <a:xfrm>
                       <a:off x="0" y="0"/>
-                      <a:ext cx="5334000" cy="2750170"/>
+                      <a:ext cx="5727700" cy="2953159"/>
                     </a:xfrm>
                     <a:prstGeom prst="rect">
                       <a:avLst/>
@@ -3922,7 +3922,7 @@
       <w:r>
         <w:drawing>
           <wp:inline>
-            <wp:extent cx="5334000" cy="2750170"/>
+            <wp:extent cx="5727700" cy="2953159"/>
             <wp:effectExtent b="0" l="0" r="0" t="0"/>
             <wp:docPr descr="Explainability tools mapped to scope: global tools (feature importance, SHAP summary) explain the whole model; local tools (LIME, SHAP values) explain one prediction; attention gives hints for text and images but is not a true explanation." title="" id="40" name="Picture"/>
             <a:graphic>
@@ -3943,7 +3943,7 @@
                   <pic:spPr bwMode="auto">
                     <a:xfrm>
                       <a:off x="0" y="0"/>
-                      <a:ext cx="5334000" cy="2750170"/>
+                      <a:ext cx="5727700" cy="2953159"/>
                     </a:xfrm>
                     <a:prstGeom prst="rect">
                       <a:avLst/>
@@ -4464,7 +4464,7 @@
       <w:r>
         <w:drawing>
           <wp:inline>
-            <wp:extent cx="5334000" cy="2750170"/>
+            <wp:extent cx="5727700" cy="2953159"/>
             <wp:effectExtent b="0" l="0" r="0" t="0"/>
             <wp:docPr descr="Four attacks on ML systems: data poisoning corrupts training data; evasion tricks the model at inference; model stealing copies the model via queries; membership inference asks whether a record was in the training data. Defenses include robust training, rate-limiting, and differential privacy." title="" id="46" name="Picture"/>
             <a:graphic>
@@ -4485,7 +4485,7 @@
                   <pic:spPr bwMode="auto">
                     <a:xfrm>
                       <a:off x="0" y="0"/>
-                      <a:ext cx="5334000" cy="2750170"/>
+                      <a:ext cx="5727700" cy="2953159"/>
                     </a:xfrm>
                     <a:prstGeom prst="rect">
                       <a:avLst/>
@@ -5242,7 +5242,7 @@
       <w:r>
         <w:drawing>
           <wp:inline>
-            <wp:extent cx="5334000" cy="2750170"/>
+            <wp:extent cx="5727700" cy="2953159"/>
             <wp:effectExtent b="0" l="0" r="0" t="0"/>
             <wp:docPr descr="Governance and the EU AI Act risk tiers: unacceptable risk (banned), high risk (credit and hiring, strict duties), limited risk (chatbots must disclose), and minimal risk (spam filters, no extra rules). Also model cards, datasheets, audit logs, and GDPR right-to-explanation." title="" id="55" name="Picture"/>
             <a:graphic>
@@ -5263,7 +5263,7 @@
                   <pic:spPr bwMode="auto">
                     <a:xfrm>
                       <a:off x="0" y="0"/>
-                      <a:ext cx="5334000" cy="2750170"/>
+                      <a:ext cx="5727700" cy="2953159"/>
                     </a:xfrm>
                     <a:prstGeom prst="rect">
                       <a:avLst/>
@@ -9163,6 +9163,8 @@
       <w:footnotePr>
         <w:numRestart w:val="eachSect"/>
       </w:footnotePr>
+      <w:pgSz w:h="16838" w:w="11906"/>
+      <w:pgMar w:bottom="1440" w:footer="720" w:gutter="0" w:header="720" w:left="1440" w:right="1440" w:top="1440"/>
     </w:sectPr>
   </w:body>
 </w:document>
